--- a/az/stories/the-skins-of-the-lambs.docx
+++ b/az/stories/the-skins-of-the-lambs.docx
@@ -4,304 +4,316 @@
   <w:body>
     <w:p>
       <w:pPr>
-        <w:pStyle w:val="Heading1"/>
+        <w:spacing w:before="0" w:after="60"/>
+        <w:jc w:val="left"/>
       </w:pPr>
       <w:r>
+        <w:rPr>
+          <w:rFonts w:ascii="Arial" w:hAnsi="Arial" w:eastAsia="Arial"/>
+          <w:i w:val="0"/>
+          <w:color w:val="000000"/>
+          <w:sz w:val="46"/>
+        </w:rPr>
         <w:t>Quzuların dərisi</w:t>
       </w:r>
     </w:p>
     <w:p>
       <w:pPr>
-        <w:ind w:firstLine="425"/>
-        <w:jc w:val="both"/>
+        <w:jc w:val="left"/>
       </w:pPr>
       <w:r>
         <w:rPr>
-          <w:rFonts w:ascii="Times New Roman" w:hAnsi="Times New Roman" w:cs="Times New Roman"/>
-          <w:b w:val="0"/>
+          <w:rFonts w:ascii="Arial" w:hAnsi="Arial" w:eastAsia="Arial"/>
           <w:i w:val="0"/>
-          <w:sz w:val="24"/>
+          <w:color w:val="000000"/>
+          <w:sz w:val="22"/>
         </w:rPr>
         <w:t>«Quzuların dərisini soymaqdansa, qoçların yununu qırxmaq daha yaxşıdır.»</w:t>
       </w:r>
     </w:p>
     <w:p>
       <w:pPr>
-        <w:ind w:firstLine="425"/>
-        <w:jc w:val="both"/>
+        <w:jc w:val="left"/>
       </w:pPr>
       <w:r>
         <w:rPr>
-          <w:rFonts w:ascii="Times New Roman" w:hAnsi="Times New Roman" w:cs="Times New Roman"/>
-          <w:b w:val="0"/>
+          <w:rFonts w:ascii="Arial" w:hAnsi="Arial" w:eastAsia="Arial"/>
           <w:i w:val="0"/>
-          <w:sz w:val="24"/>
+          <w:color w:val="000000"/>
+          <w:sz w:val="22"/>
         </w:rPr>
         <w:t>Bu deyimi Osmanlı dönəmində Dəməşq əyalətinin valisi olmuş Azmzadə Əsəd Paşanın adı ilə bağlayırlar. Hekayəsi isə belədir:</w:t>
       </w:r>
     </w:p>
     <w:p>
       <w:pPr>
-        <w:ind w:firstLine="425"/>
-        <w:jc w:val="both"/>
+        <w:jc w:val="left"/>
       </w:pPr>
       <w:r>
         <w:rPr>
-          <w:rFonts w:ascii="Times New Roman" w:hAnsi="Times New Roman" w:cs="Times New Roman"/>
-          <w:b w:val="0"/>
+          <w:rFonts w:ascii="Arial" w:hAnsi="Arial" w:eastAsia="Arial"/>
           <w:i w:val="0"/>
-          <w:sz w:val="24"/>
+          <w:color w:val="000000"/>
+          <w:sz w:val="22"/>
         </w:rPr>
         <w:t>Bir gün Əsəd Paşanın xəzinəsi boşalır və o, böyük sıxıntıya düşür. Müşavirləri ona xəzinəni doldurmaq üçün çarə kimi Dəməşqdəki toxuculara əlavə vergi qoymağı məsləhət görürlər. Məsləhəti dinləyən Əsəd Paşa soruşur: «Belə bir vergi qoysaq, nə qədər gəlir əldə edərik?»</w:t>
       </w:r>
     </w:p>
     <w:p>
       <w:pPr>
-        <w:ind w:firstLine="425"/>
-        <w:jc w:val="both"/>
+        <w:jc w:val="left"/>
       </w:pPr>
       <w:r>
         <w:rPr>
-          <w:rFonts w:ascii="Times New Roman" w:hAnsi="Times New Roman" w:cs="Times New Roman"/>
-          <w:b w:val="0"/>
+          <w:rFonts w:ascii="Arial" w:hAnsi="Arial" w:eastAsia="Arial"/>
           <w:i w:val="0"/>
-          <w:sz w:val="24"/>
+          <w:color w:val="000000"/>
+          <w:sz w:val="22"/>
         </w:rPr>
         <w:t>— Əlli-altmış kisə qızıl alarıq, — deyirlər.</w:t>
       </w:r>
     </w:p>
     <w:p>
       <w:pPr>
-        <w:ind w:firstLine="425"/>
-        <w:jc w:val="both"/>
+        <w:jc w:val="left"/>
       </w:pPr>
       <w:r>
         <w:rPr>
-          <w:rFonts w:ascii="Times New Roman" w:hAnsi="Times New Roman" w:cs="Times New Roman"/>
-          <w:b w:val="0"/>
+          <w:rFonts w:ascii="Arial" w:hAnsi="Arial" w:eastAsia="Arial"/>
           <w:i w:val="0"/>
-          <w:sz w:val="24"/>
+          <w:color w:val="000000"/>
+          <w:sz w:val="22"/>
         </w:rPr>
         <w:t>Əsəd Paşa etiraz edir: «Bu adamlar onsuz da çətinliklə dolanır. Bu vergini necə ödəyəcəklər?» Müşavirlər: «Evlərindəki qızılı, ləl-cəvahiratı satarlar, Paşa» deyərək onu yola gətirmək istəyirlər.</w:t>
       </w:r>
     </w:p>
     <w:p>
       <w:pPr>
-        <w:ind w:firstLine="425"/>
-        <w:jc w:val="both"/>
+        <w:jc w:val="left"/>
       </w:pPr>
       <w:r>
         <w:rPr>
-          <w:rFonts w:ascii="Times New Roman" w:hAnsi="Times New Roman" w:cs="Times New Roman"/>
-          <w:b w:val="0"/>
+          <w:rFonts w:ascii="Arial" w:hAnsi="Arial" w:eastAsia="Arial"/>
           <w:i w:val="0"/>
-          <w:sz w:val="24"/>
+          <w:color w:val="000000"/>
+          <w:sz w:val="22"/>
         </w:rPr>
         <w:t>Əsəd Paşa: «Mən bu məbləği daha yaxşı yolla əldə edəcəyəm» deyir.</w:t>
       </w:r>
     </w:p>
     <w:p>
       <w:pPr>
-        <w:ind w:firstLine="425"/>
-        <w:jc w:val="both"/>
+        <w:jc w:val="left"/>
       </w:pPr>
       <w:r>
         <w:rPr>
-          <w:rFonts w:ascii="Times New Roman" w:hAnsi="Times New Roman" w:cs="Times New Roman"/>
-          <w:b w:val="0"/>
+          <w:rFonts w:ascii="Arial" w:hAnsi="Arial" w:eastAsia="Arial"/>
           <w:i w:val="0"/>
-          <w:sz w:val="24"/>
+          <w:color w:val="000000"/>
+          <w:sz w:val="22"/>
         </w:rPr>
         <w:t>Müşavirlər susur.</w:t>
       </w:r>
     </w:p>
     <w:p>
       <w:pPr>
-        <w:ind w:firstLine="425"/>
-        <w:jc w:val="both"/>
+        <w:jc w:val="left"/>
       </w:pPr>
       <w:r>
         <w:rPr>
-          <w:rFonts w:ascii="Times New Roman" w:hAnsi="Times New Roman" w:cs="Times New Roman"/>
-          <w:b w:val="0"/>
+          <w:rFonts w:ascii="Arial" w:hAnsi="Arial" w:eastAsia="Arial"/>
           <w:i w:val="0"/>
-          <w:sz w:val="24"/>
+          <w:color w:val="000000"/>
+          <w:sz w:val="22"/>
         </w:rPr>
         <w:t>Ertəsi gün Paşa müftiyə dəvət göndərir və gecə gizli görüşməyi təklif edir. Gecə müfti Paşanın ziyarətinə gəlir. Paşa deyir:</w:t>
       </w:r>
     </w:p>
     <w:p>
       <w:pPr>
-        <w:ind w:firstLine="425"/>
-        <w:jc w:val="both"/>
+        <w:jc w:val="left"/>
       </w:pPr>
       <w:r>
         <w:rPr>
-          <w:rFonts w:ascii="Times New Roman" w:hAnsi="Times New Roman" w:cs="Times New Roman"/>
-          <w:b w:val="0"/>
+          <w:rFonts w:ascii="Arial" w:hAnsi="Arial" w:eastAsia="Arial"/>
           <w:i w:val="0"/>
-          <w:sz w:val="24"/>
+          <w:color w:val="000000"/>
+          <w:sz w:val="22"/>
         </w:rPr>
         <w:t>— Müfti əfəndi! Əldə etdiyimiz məlumata görə, şəxsi həyatınızda şəriətə zidd hərəkət edir, evdə gizli içki içirsiniz. Bu vəziyyəti İstanbula bildirməliyəm. Ancaq öncədən sizə xəbər verim deyə düşündüm.</w:t>
       </w:r>
     </w:p>
     <w:p>
       <w:pPr>
-        <w:ind w:firstLine="425"/>
-        <w:jc w:val="both"/>
+        <w:jc w:val="left"/>
       </w:pPr>
       <w:r>
         <w:rPr>
-          <w:rFonts w:ascii="Times New Roman" w:hAnsi="Times New Roman" w:cs="Times New Roman"/>
-          <w:b w:val="0"/>
+          <w:rFonts w:ascii="Arial" w:hAnsi="Arial" w:eastAsia="Arial"/>
           <w:i w:val="0"/>
-          <w:sz w:val="24"/>
+          <w:color w:val="000000"/>
+          <w:sz w:val="22"/>
         </w:rPr>
-        <w:t>Bunu eşidən müfti əfəndi Paşaya yalvarmağa başlayır. İstanbula xəbər verməmək üçün ona 1000 məcidiyyə təklif edir. Paşa qəbul etmir. Müfti iki qat çox təklif edir. Paşa yenə qəbul etmir. Sonda 6 min məcidiyyəyə razılaşırlar.</w:t>
+        <w:t>Bunu eşidən müfti əfəndi Paşaya yalvarmağa başlayır. İstanbula xəbər verməmək üçün ona min məcidiyyə təklif edir. Paşa qəbul etmir. Müfti iki qat çox təklif edir. Paşa yenə qəbul etmir. Sonda altı min məcidiyyəyə razılaşırlar.</w:t>
       </w:r>
     </w:p>
     <w:p>
       <w:pPr>
-        <w:ind w:firstLine="425"/>
-        <w:jc w:val="both"/>
+        <w:jc w:val="left"/>
       </w:pPr>
       <w:r>
         <w:rPr>
-          <w:rFonts w:ascii="Times New Roman" w:hAnsi="Times New Roman" w:cs="Times New Roman"/>
-          <w:b w:val="0"/>
+          <w:rFonts w:ascii="Arial" w:hAnsi="Arial" w:eastAsia="Arial"/>
           <w:i w:val="0"/>
-          <w:sz w:val="24"/>
+          <w:color w:val="000000"/>
+          <w:sz w:val="22"/>
         </w:rPr>
         <w:t>Ertəsi gün Əsəd Paşa qazını dəvət edir və ona: «Qazı əfəndi, etibarlı mənbələrdən öyrəndik ki, siz rüşvət alıb vəzifənizdən şəxsi mənfəətiniz üçün istifadə edirsiniz» deyir.</w:t>
       </w:r>
     </w:p>
     <w:p>
       <w:pPr>
-        <w:ind w:firstLine="425"/>
-        <w:jc w:val="both"/>
+        <w:jc w:val="left"/>
       </w:pPr>
       <w:r>
         <w:rPr>
-          <w:rFonts w:ascii="Times New Roman" w:hAnsi="Times New Roman" w:cs="Times New Roman"/>
-          <w:b w:val="0"/>
+          <w:rFonts w:ascii="Arial" w:hAnsi="Arial" w:eastAsia="Arial"/>
           <w:i w:val="0"/>
-          <w:sz w:val="24"/>
+          <w:color w:val="000000"/>
+          <w:sz w:val="22"/>
         </w:rPr>
-        <w:t>Bu dəfə qazı əfəndi Paşaya yalvarmağa başlayır. O da müfti kimi Əsəd Paşa ilə bazarlıq edir: «Ay əfəndim, məni vəzifəmdən uzaqlaşdırma, yoxsa camaat arasında rüsvay olaram.» 6 min məcidiyyəyə qazı ilə də razılaşırlar.</w:t>
+        <w:t>Bu dəfə qazı əfəndi Paşaya yalvarmağa başlayır. O da müfti kimi Əsəd Paşa ilə bazarlıq edir: «Ay əfəndim, məni vəzifəmdən uzaqlaşdırma, yoxsa camaat arasında rüsvay olaram.» Altı min məcidiyyəyə qazı ilə də razılaşırlar.</w:t>
       </w:r>
     </w:p>
     <w:p>
       <w:pPr>
-        <w:ind w:firstLine="425"/>
-        <w:jc w:val="both"/>
+        <w:jc w:val="left"/>
       </w:pPr>
       <w:r>
         <w:rPr>
-          <w:rFonts w:ascii="Times New Roman" w:hAnsi="Times New Roman" w:cs="Times New Roman"/>
-          <w:b w:val="0"/>
+          <w:rFonts w:ascii="Arial" w:hAnsi="Arial" w:eastAsia="Arial"/>
           <w:i w:val="0"/>
-          <w:sz w:val="24"/>
+          <w:color w:val="000000"/>
+          <w:sz w:val="22"/>
         </w:rPr>
         <w:t>Sonra Əsəd Paşa xəzinədarı, əmniyyət rəisini, tacirləri və varlıları bir-bir görüşə dəvət edir.</w:t>
       </w:r>
     </w:p>
     <w:p>
       <w:pPr>
-        <w:ind w:firstLine="425"/>
-        <w:jc w:val="both"/>
+        <w:jc w:val="left"/>
       </w:pPr>
       <w:r>
         <w:rPr>
-          <w:rFonts w:ascii="Times New Roman" w:hAnsi="Times New Roman" w:cs="Times New Roman"/>
-          <w:b w:val="0"/>
+          <w:rFonts w:ascii="Arial" w:hAnsi="Arial" w:eastAsia="Arial"/>
           <w:i w:val="0"/>
-          <w:sz w:val="24"/>
+          <w:color w:val="000000"/>
+          <w:sz w:val="22"/>
         </w:rPr>
-        <w:t>Bu əməliyyatın sonunda Əsəd Paşa düz 200 kisə məcidiyyə qızılı toplayır. Sonra müşavirlərini çağırıb soruşur: «Dəməşq əhalisinə vergi qoyduğumu eşitdinizmi?» «Yox, eşitməmişik» deyirlər.</w:t>
+        <w:t>Bu əməliyyatın sonunda Əsəd Paşa düz iki yüz kisə məcidiyyə qızılı toplayır. Sonra müşavirlərini çağırıb soruşur: «Dəməşq əhalisinə vergi qoyduğumu eşitdinizmi?» «Yox, eşitməmişik» deyirlər.</w:t>
       </w:r>
     </w:p>
     <w:p>
       <w:pPr>
-        <w:ind w:firstLine="425"/>
-        <w:jc w:val="both"/>
+        <w:jc w:val="left"/>
       </w:pPr>
       <w:r>
         <w:rPr>
-          <w:rFonts w:ascii="Times New Roman" w:hAnsi="Times New Roman" w:cs="Times New Roman"/>
-          <w:b w:val="0"/>
+          <w:rFonts w:ascii="Arial" w:hAnsi="Arial" w:eastAsia="Arial"/>
           <w:i w:val="0"/>
-          <w:sz w:val="24"/>
+          <w:color w:val="000000"/>
+          <w:sz w:val="22"/>
         </w:rPr>
-        <w:t>Paşa: «Vergi qoymamağıma baxmayaraq 50 yox, 200 kisə məcidiyyə qızıl yığmışam» deyir.</w:t>
+        <w:t>Paşa: «Vergi qoymamağıma baxmayaraq əlli yox, iki yüz kisə məcidiyyə qızıl yığmışam» deyir.</w:t>
       </w:r>
     </w:p>
     <w:p>
       <w:pPr>
-        <w:ind w:firstLine="425"/>
-        <w:jc w:val="both"/>
+        <w:jc w:val="left"/>
       </w:pPr>
       <w:r>
         <w:rPr>
-          <w:rFonts w:ascii="Times New Roman" w:hAnsi="Times New Roman" w:cs="Times New Roman"/>
-          <w:b w:val="0"/>
+          <w:rFonts w:ascii="Arial" w:hAnsi="Arial" w:eastAsia="Arial"/>
           <w:i w:val="0"/>
-          <w:sz w:val="24"/>
+          <w:color w:val="000000"/>
+          <w:sz w:val="22"/>
         </w:rPr>
         <w:t>— Bunu necə etdin, Paşa?</w:t>
       </w:r>
     </w:p>
     <w:p>
       <w:pPr>
-        <w:ind w:firstLine="425"/>
-        <w:jc w:val="both"/>
+        <w:jc w:val="left"/>
       </w:pPr>
       <w:r>
         <w:rPr>
-          <w:rFonts w:ascii="Times New Roman" w:hAnsi="Times New Roman" w:cs="Times New Roman"/>
-          <w:b w:val="0"/>
+          <w:rFonts w:ascii="Arial" w:hAnsi="Arial" w:eastAsia="Arial"/>
           <w:i w:val="0"/>
-          <w:sz w:val="24"/>
+          <w:color w:val="000000"/>
+          <w:sz w:val="22"/>
         </w:rPr>
         <w:t>Paşa cavab verir: «Quzuların dərisini soymaqdansa, qoçların yununu qırxmaq daha yaxşıdır.»</w:t>
       </w:r>
     </w:p>
     <w:p>
       <w:pPr>
-        <w:spacing w:after="40"/>
-      </w:pPr>
-    </w:p>
-    <w:p>
-      <w:pPr>
+        <w:pStyle w:val="Moral"/>
+        <w:keepNext/>
+        <w:keepLines/>
+        <w:widowControl/>
+        <w:spacing w:before="240" w:after="180" w:line="283" w:lineRule="auto"/>
+        <w:ind w:left="240" w:right="240"/>
+        <w:jc w:val="left"/>
         <w:pBdr>
-          <w:top w:val="single" w:sz="4" w:space="6" w:color="D9C7A3"/>
-          <w:left w:val="single" w:sz="24" w:space="12" w:color="B8860B"/>
-          <w:bottom w:val="single" w:sz="4" w:space="6" w:color="D9C7A3"/>
-          <w:right w:val="single" w:sz="4" w:space="10" w:color="D9C7A3"/>
+          <w:top w:val="single" w:sz="8" w:space="7" w:color="E8D59A"/>
+          <w:left w:val="single" w:sz="32" w:space="11" w:color="C6A23A"/>
+          <w:bottom w:val="single" w:sz="8" w:space="7" w:color="E8D59A"/>
+          <w:right w:val="single" w:sz="8" w:space="11" w:color="E8D59A"/>
         </w:pBdr>
-        <w:shd w:val="clear" w:color="auto" w:fill="FBF6EA"/>
-        <w:spacing w:before="0" w:after="60"/>
-        <w:ind w:left="227" w:right="113"/>
-        <w:jc w:val="both"/>
+        <w:shd w:val="clear" w:color="auto" w:fill="FFF8E1"/>
       </w:pPr>
       <w:r>
         <w:rPr>
-          <w:rFonts w:ascii="Times New Roman" w:hAnsi="Times New Roman" w:cs="Times New Roman"/>
+          <w:rFonts w:ascii="Arial" w:hAnsi="Arial" w:eastAsia="Arial" w:cs="Arial"/>
+          <w:b/>
+          <w:i w:val="0"/>
+          <w:color w:val="9A7417"/>
+          <w:sz w:val="22"/>
+        </w:rPr>
+        <w:t xml:space="preserve">İbrət: </w:t>
+      </w:r>
+      <w:r>
+        <w:rPr>
+          <w:rFonts w:ascii="Arial" w:hAnsi="Arial" w:eastAsia="Arial" w:cs="Arial"/>
           <w:b w:val="0"/>
-          <w:i/>
-          <w:color w:val="333333"/>
-          <w:sz w:val="24"/>
+          <w:i w:val="0"/>
+          <w:color w:val="3F3826"/>
+          <w:sz w:val="22"/>
         </w:rPr>
         <w:t>Kasıbı soymaqdansa, imkanlının haqsız qazancını almaq daha ədalətlidir. Yükü yoxsulun deyil, güclünün üstünə qoymaq lazımdır.</w:t>
       </w:r>
     </w:p>
     <w:p>
       <w:pPr>
-        <w:spacing w:after="120"/>
+        <w:keepLines/>
+        <w:widowControl/>
+        <w:spacing w:before="60" w:after="0" w:line="240" w:lineRule="auto"/>
+        <w:jc w:val="right"/>
       </w:pPr>
+      <w:r>
+        <w:rPr>
+          <w:rFonts w:ascii="Arial" w:hAnsi="Arial" w:eastAsia="Arial" w:cs="Arial"/>
+          <w:b w:val="0"/>
+          <w:i/>
+          <w:color w:val="8A7950"/>
+          <w:sz w:val="17"/>
+        </w:rPr>
+        <w:t>Hekayə açıq İnternet mənbələrindən əldə olunub.</w:t>
+      </w:r>
     </w:p>
     <w:sectPr>
       <w:pgSz w:w="12240" w:h="15840"/>
-      <w:pgMar w:top="1417" w:right="1417" w:bottom="1417" w:left="1417" w:header="720" w:footer="720" w:gutter="0"/>
+      <w:pgMar w:top="1440" w:right="1440" w:bottom="1440" w:left="1440" w:header="708" w:footer="708" w:gutter="0"/>
       <w:cols w:space="720"/>
       <w:docGrid w:linePitch="360"/>
     </w:sectPr>
@@ -673,12 +685,12 @@
     <w:qFormat/>
     <w:rsid w:val="00FC693F"/>
     <w:pPr>
-      <w:spacing w:line="276" w:lineRule="auto" w:after="120" w:before="0"/>
-      <w:jc w:val="both"/>
+      <w:spacing w:before="0" w:after="0" w:line="259" w:lineRule="auto"/>
     </w:pPr>
     <w:rPr>
-      <w:rFonts w:ascii="Times New Roman" w:hAnsi="Times New Roman" w:cs="Times New Roman"/>
-      <w:sz w:val="24"/>
+      <w:rFonts w:ascii="Arial" w:hAnsi="Arial" w:eastAsia="Arial"/>
+      <w:color w:val="000000"/>
+      <w:sz w:val="22"/>
     </w:rPr>
   </w:style>
   <w:style w:type="paragraph" w:styleId="Header">
@@ -736,17 +748,15 @@
     <w:pPr>
       <w:keepNext/>
       <w:keepLines/>
-      <w:spacing w:before="360" w:after="160"/>
-      <w:jc w:val="left"/>
+      <w:spacing w:before="480" w:after="0"/>
       <w:outlineLvl w:val="0"/>
     </w:pPr>
     <w:rPr>
-      <w:rFonts w:asciiTheme="majorHAnsi" w:eastAsiaTheme="majorEastAsia" w:hAnsiTheme="majorHAnsi" w:cstheme="majorBidi" w:ascii="Times New Roman" w:hAnsi="Times New Roman" w:cs="Times New Roman"/>
+      <w:rFonts w:asciiTheme="majorHAnsi" w:eastAsiaTheme="majorEastAsia" w:hAnsiTheme="majorHAnsi" w:cstheme="majorBidi"/>
       <w:b/>
       <w:bCs/>
-      <w:i w:val="0"/>
-      <w:color w:val="1F1F1F"/>
-      <w:sz w:val="30"/>
+      <w:color w:val="365F91" w:themeColor="accent1" w:themeShade="BF"/>
+      <w:sz w:val="28"/>
       <w:szCs w:val="28"/>
     </w:rPr>
   </w:style>
@@ -12364,6 +12374,18 @@
         <w:shd w:val="clear" w:color="auto" w:fill="FBCAA2" w:themeFill="accent6" w:themeFillTint="7F"/>
       </w:tcPr>
     </w:tblStylePr>
+  </w:style>
+  <w:style w:type="paragraph" w:customStyle="1" w:styleId="Moral">
+    <w:name w:val="Moral"/>
+    <w:basedOn w:val="Normal"/>
+    <w:pPr>
+      <w:spacing w:before="40" w:after="0" w:line="276" w:lineRule="auto"/>
+    </w:pPr>
+    <w:rPr>
+      <w:rFonts w:ascii="Arial" w:hAnsi="Arial" w:eastAsia="Arial"/>
+      <w:i/>
+      <w:sz w:val="22"/>
+    </w:rPr>
   </w:style>
 </w:styles>
 </file>
